--- a/Отчет по ознакомительной практике.docx
+++ b/Отчет по ознакомительной практике.docx
@@ -74,6 +74,16 @@
       <w:pPr>
         <w:spacing w:after="480" w:line="288" w:lineRule="auto"/>
         <w:jc w:val="center"/>
+        <w:rPr>
+          <w:b/>
+          <w:sz w:val="28"/>
+        </w:rPr>
+      </w:pPr>
+    </w:p>
+    <w:p>
+      <w:pPr>
+        <w:spacing w:after="480" w:line="288" w:lineRule="auto"/>
+        <w:jc w:val="center"/>
       </w:pPr>
       <w:proofErr w:type="spellStart"/>
       <w:r>
@@ -138,20 +148,26 @@
           <w:p>
             <w:pPr>
               <w:spacing w:before="20" w:after="20"/>
-            </w:pPr>
-            <w:proofErr w:type="spellStart"/>
-            <w:r>
-              <w:rPr>
-                <w:sz w:val="28"/>
+              <w:rPr>
+                <w:sz w:val="24"/>
+                <w:szCs w:val="24"/>
+              </w:rPr>
+            </w:pPr>
+            <w:proofErr w:type="spellStart"/>
+            <w:r>
+              <w:rPr>
+                <w:sz w:val="24"/>
+                <w:szCs w:val="24"/>
               </w:rPr>
               <w:t>Институт</w:t>
             </w:r>
             <w:proofErr w:type="spellEnd"/>
             <w:r>
               <w:rPr>
-                <w:sz w:val="28"/>
-              </w:rPr>
-              <w:t xml:space="preserve"> № 3</w:t>
+                <w:sz w:val="24"/>
+                <w:szCs w:val="24"/>
+              </w:rPr>
+              <w:t xml:space="preserve"> №3</w:t>
             </w:r>
           </w:p>
         </w:tc>
@@ -173,7 +189,7 @@
                 <w:u w:val="single"/>
                 <w:lang w:val="ru-RU"/>
               </w:rPr>
-              <w:t xml:space="preserve"> «Системы управления, информатика и электроэнергетика» </w:t>
+              <w:t xml:space="preserve">«Системы управления, информатика и электроэнергетика» </w:t>
             </w:r>
           </w:p>
         </w:tc>
@@ -226,11 +242,16 @@
           <w:p>
             <w:pPr>
               <w:spacing w:before="20" w:after="20"/>
-            </w:pPr>
-            <w:proofErr w:type="spellStart"/>
-            <w:r>
-              <w:rPr>
-                <w:sz w:val="28"/>
+              <w:rPr>
+                <w:sz w:val="24"/>
+                <w:szCs w:val="24"/>
+              </w:rPr>
+            </w:pPr>
+            <w:proofErr w:type="spellStart"/>
+            <w:r>
+              <w:rPr>
+                <w:sz w:val="24"/>
+                <w:szCs w:val="24"/>
               </w:rPr>
               <w:t>Кафедра</w:t>
             </w:r>
@@ -268,25 +289,32 @@
           <w:p>
             <w:pPr>
               <w:spacing w:before="20" w:after="20"/>
-            </w:pPr>
-            <w:proofErr w:type="spellStart"/>
-            <w:r>
-              <w:rPr>
-                <w:sz w:val="28"/>
+              <w:rPr>
+                <w:sz w:val="24"/>
+                <w:szCs w:val="24"/>
+              </w:rPr>
+            </w:pPr>
+            <w:proofErr w:type="spellStart"/>
+            <w:r>
+              <w:rPr>
+                <w:sz w:val="24"/>
+                <w:szCs w:val="24"/>
               </w:rPr>
               <w:t>Учебная</w:t>
             </w:r>
             <w:proofErr w:type="spellEnd"/>
             <w:r>
               <w:rPr>
-                <w:sz w:val="28"/>
+                <w:sz w:val="24"/>
+                <w:szCs w:val="24"/>
               </w:rPr>
               <w:t xml:space="preserve"> </w:t>
             </w:r>
             <w:proofErr w:type="spellStart"/>
             <w:r>
               <w:rPr>
-                <w:sz w:val="28"/>
+                <w:sz w:val="24"/>
+                <w:szCs w:val="24"/>
               </w:rPr>
               <w:t>группа</w:t>
             </w:r>
@@ -354,17 +382,23 @@
           <w:p>
             <w:pPr>
               <w:spacing w:before="20" w:after="20"/>
-            </w:pPr>
-            <w:r>
-              <w:rPr>
-                <w:sz w:val="28"/>
+              <w:rPr>
+                <w:sz w:val="24"/>
+                <w:szCs w:val="24"/>
+              </w:rPr>
+            </w:pPr>
+            <w:r>
+              <w:rPr>
+                <w:sz w:val="24"/>
+                <w:szCs w:val="24"/>
               </w:rPr>
               <w:t xml:space="preserve">ФИО </w:t>
             </w:r>
             <w:proofErr w:type="spellStart"/>
             <w:r>
               <w:rPr>
-                <w:sz w:val="28"/>
+                <w:sz w:val="24"/>
+                <w:szCs w:val="24"/>
               </w:rPr>
               <w:t>обучающегося</w:t>
             </w:r>
@@ -449,39 +483,53 @@
           <w:p>
             <w:pPr>
               <w:spacing w:before="20" w:after="20"/>
-            </w:pPr>
-            <w:proofErr w:type="spellStart"/>
-            <w:r>
-              <w:rPr>
-                <w:sz w:val="28"/>
+              <w:rPr>
+                <w:sz w:val="24"/>
+                <w:szCs w:val="24"/>
+              </w:rPr>
+            </w:pPr>
+            <w:proofErr w:type="spellStart"/>
+            <w:r>
+              <w:rPr>
+                <w:sz w:val="24"/>
+                <w:szCs w:val="24"/>
               </w:rPr>
               <w:t>Направление</w:t>
             </w:r>
             <w:proofErr w:type="spellEnd"/>
             <w:r>
               <w:rPr>
-                <w:sz w:val="28"/>
+                <w:sz w:val="24"/>
+                <w:szCs w:val="24"/>
               </w:rPr>
               <w:t xml:space="preserve"> </w:t>
             </w:r>
             <w:proofErr w:type="spellStart"/>
             <w:r>
               <w:rPr>
-                <w:sz w:val="28"/>
+                <w:sz w:val="24"/>
+                <w:szCs w:val="24"/>
               </w:rPr>
               <w:t>подготовки</w:t>
             </w:r>
             <w:proofErr w:type="spellEnd"/>
             <w:r>
               <w:rPr>
-                <w:sz w:val="28"/>
+                <w:sz w:val="24"/>
+                <w:szCs w:val="24"/>
               </w:rPr>
               <w:t>/</w:t>
             </w:r>
-            <w:proofErr w:type="spellStart"/>
-            <w:r>
-              <w:rPr>
-                <w:sz w:val="28"/>
+          </w:p>
+          <w:p>
+            <w:pPr>
+              <w:spacing w:before="20" w:after="20"/>
+            </w:pPr>
+            <w:proofErr w:type="spellStart"/>
+            <w:r>
+              <w:rPr>
+                <w:sz w:val="24"/>
+                <w:szCs w:val="24"/>
               </w:rPr>
               <w:t>специальность</w:t>
             </w:r>
@@ -497,16 +545,34 @@
               <w:spacing w:after="0"/>
               <w:jc w:val="center"/>
               <w:rPr>
-                <w:lang w:val="ru-RU"/>
-              </w:rPr>
-            </w:pPr>
-            <w:r>
-              <w:rPr>
                 <w:sz w:val="28"/>
                 <w:u w:val="single"/>
-                <w:lang w:val="ru-RU"/>
-              </w:rPr>
-              <w:t xml:space="preserve"> 09.03.04 Программная инженерия </w:t>
+              </w:rPr>
+            </w:pPr>
+            <w:r>
+              <w:rPr>
+                <w:sz w:val="28"/>
+                <w:u w:val="single"/>
+                <w:lang w:val="ru-RU"/>
+              </w:rPr>
+              <w:t xml:space="preserve"> 09.03.04</w:t>
+            </w:r>
+          </w:p>
+          <w:p>
+            <w:pPr>
+              <w:spacing w:after="0"/>
+              <w:jc w:val="center"/>
+              <w:rPr>
+                <w:lang w:val="ru-RU"/>
+              </w:rPr>
+            </w:pPr>
+            <w:r>
+              <w:rPr>
+                <w:sz w:val="28"/>
+                <w:u w:val="single"/>
+                <w:lang w:val="ru-RU"/>
+              </w:rPr>
+              <w:t xml:space="preserve">Программная инженерия </w:t>
             </w:r>
           </w:p>
           <w:p>
@@ -574,25 +640,32 @@
           <w:p>
             <w:pPr>
               <w:spacing w:before="20" w:after="20"/>
-            </w:pPr>
-            <w:proofErr w:type="spellStart"/>
-            <w:r>
-              <w:rPr>
-                <w:sz w:val="28"/>
+              <w:rPr>
+                <w:sz w:val="24"/>
+                <w:szCs w:val="24"/>
+              </w:rPr>
+            </w:pPr>
+            <w:proofErr w:type="spellStart"/>
+            <w:r>
+              <w:rPr>
+                <w:sz w:val="24"/>
+                <w:szCs w:val="24"/>
               </w:rPr>
               <w:t>Вид</w:t>
             </w:r>
             <w:proofErr w:type="spellEnd"/>
             <w:r>
               <w:rPr>
-                <w:sz w:val="28"/>
+                <w:sz w:val="24"/>
+                <w:szCs w:val="24"/>
               </w:rPr>
               <w:t xml:space="preserve"> </w:t>
             </w:r>
             <w:proofErr w:type="spellStart"/>
             <w:r>
               <w:rPr>
-                <w:sz w:val="28"/>
+                <w:sz w:val="24"/>
+                <w:szCs w:val="24"/>
               </w:rPr>
               <w:t>практики</w:t>
             </w:r>
@@ -685,39 +758,48 @@
           <w:p>
             <w:pPr>
               <w:spacing w:before="20" w:after="20"/>
-            </w:pPr>
-            <w:proofErr w:type="spellStart"/>
-            <w:r>
-              <w:rPr>
-                <w:sz w:val="28"/>
+              <w:rPr>
+                <w:sz w:val="24"/>
+                <w:szCs w:val="24"/>
+              </w:rPr>
+            </w:pPr>
+            <w:proofErr w:type="spellStart"/>
+            <w:r>
+              <w:rPr>
+                <w:sz w:val="24"/>
+                <w:szCs w:val="24"/>
               </w:rPr>
               <w:t>Оценка</w:t>
             </w:r>
             <w:proofErr w:type="spellEnd"/>
             <w:r>
               <w:rPr>
-                <w:sz w:val="28"/>
+                <w:sz w:val="24"/>
+                <w:szCs w:val="24"/>
               </w:rPr>
               <w:t xml:space="preserve"> </w:t>
             </w:r>
             <w:proofErr w:type="spellStart"/>
             <w:r>
               <w:rPr>
-                <w:sz w:val="28"/>
+                <w:sz w:val="24"/>
+                <w:szCs w:val="24"/>
               </w:rPr>
               <w:t>за</w:t>
             </w:r>
             <w:proofErr w:type="spellEnd"/>
             <w:r>
               <w:rPr>
-                <w:sz w:val="28"/>
+                <w:sz w:val="24"/>
+                <w:szCs w:val="24"/>
               </w:rPr>
               <w:t xml:space="preserve"> </w:t>
             </w:r>
             <w:proofErr w:type="spellStart"/>
             <w:r>
               <w:rPr>
-                <w:sz w:val="28"/>
+                <w:sz w:val="24"/>
+                <w:szCs w:val="24"/>
               </w:rPr>
               <w:t>практику</w:t>
             </w:r>
@@ -776,6 +858,78 @@
     <w:p>
       <w:pPr>
         <w:spacing w:after="680" w:line="240" w:lineRule="auto"/>
+      </w:pPr>
+    </w:p>
+    <w:p>
+      <w:pPr>
+        <w:spacing w:after="0" w:line="288" w:lineRule="auto"/>
+        <w:jc w:val="center"/>
+        <w:rPr>
+          <w:sz w:val="28"/>
+        </w:rPr>
+      </w:pPr>
+    </w:p>
+    <w:p>
+      <w:pPr>
+        <w:spacing w:after="0" w:line="288" w:lineRule="auto"/>
+        <w:jc w:val="center"/>
+        <w:rPr>
+          <w:sz w:val="28"/>
+        </w:rPr>
+      </w:pPr>
+    </w:p>
+    <w:p>
+      <w:pPr>
+        <w:spacing w:after="0" w:line="288" w:lineRule="auto"/>
+        <w:jc w:val="center"/>
+        <w:rPr>
+          <w:sz w:val="28"/>
+        </w:rPr>
+      </w:pPr>
+    </w:p>
+    <w:p>
+      <w:pPr>
+        <w:spacing w:after="0" w:line="288" w:lineRule="auto"/>
+        <w:jc w:val="center"/>
+        <w:rPr>
+          <w:sz w:val="28"/>
+        </w:rPr>
+      </w:pPr>
+    </w:p>
+    <w:p>
+      <w:pPr>
+        <w:spacing w:after="0" w:line="288" w:lineRule="auto"/>
+        <w:jc w:val="center"/>
+        <w:rPr>
+          <w:sz w:val="28"/>
+        </w:rPr>
+      </w:pPr>
+    </w:p>
+    <w:p>
+      <w:pPr>
+        <w:spacing w:after="0" w:line="288" w:lineRule="auto"/>
+        <w:jc w:val="center"/>
+        <w:rPr>
+          <w:sz w:val="28"/>
+        </w:rPr>
+      </w:pPr>
+    </w:p>
+    <w:p>
+      <w:pPr>
+        <w:spacing w:after="0" w:line="288" w:lineRule="auto"/>
+        <w:jc w:val="center"/>
+        <w:rPr>
+          <w:sz w:val="28"/>
+        </w:rPr>
+      </w:pPr>
+    </w:p>
+    <w:p>
+      <w:pPr>
+        <w:spacing w:after="0" w:line="288" w:lineRule="auto"/>
+        <w:jc w:val="center"/>
+        <w:rPr>
+          <w:sz w:val="28"/>
+        </w:rPr>
       </w:pPr>
     </w:p>
     <w:p>
@@ -804,74 +958,23 @@
         <w:t>2026</w:t>
       </w:r>
     </w:p>
-    <w:p>
-      <w:r>
-        <w:br w:type="page"/>
-      </w:r>
-    </w:p>
+    <w:p/>
     <w:p>
       <w:pPr>
         <w:spacing w:after="240"/>
         <w:jc w:val="center"/>
+        <w:rPr>
+          <w:lang w:val="ru-RU"/>
+        </w:rPr>
       </w:pPr>
-      <w:proofErr w:type="spellStart"/>
       <w:r>
         <w:rPr>
           <w:b/>
           <w:sz w:val="32"/>
+          <w:lang w:val="ru-RU"/>
         </w:rPr>
-        <w:lastRenderedPageBreak/>
-        <w:t>Место</w:t>
+        <w:t>Место и сроки проведения практики</w:t>
       </w:r>
-      <w:proofErr w:type="spellEnd"/>
-      <w:r>
-        <w:rPr>
-          <w:b/>
-          <w:sz w:val="32"/>
-        </w:rPr>
-        <w:t xml:space="preserve"> и </w:t>
-      </w:r>
-      <w:proofErr w:type="spellStart"/>
-      <w:r>
-        <w:rPr>
-          <w:b/>
-          <w:sz w:val="32"/>
-        </w:rPr>
-        <w:t>сроки</w:t>
-      </w:r>
-      <w:proofErr w:type="spellEnd"/>
-      <w:r>
-        <w:rPr>
-          <w:b/>
-          <w:sz w:val="32"/>
-        </w:rPr>
-        <w:t xml:space="preserve"> </w:t>
-      </w:r>
-      <w:proofErr w:type="spellStart"/>
-      <w:r>
-        <w:rPr>
-          <w:b/>
-          <w:sz w:val="32"/>
-        </w:rPr>
-        <w:t>проведения</w:t>
-      </w:r>
-      <w:proofErr w:type="spellEnd"/>
-      <w:r>
-        <w:rPr>
-          <w:b/>
-          <w:sz w:val="32"/>
-        </w:rPr>
-        <w:t xml:space="preserve"> </w:t>
-      </w:r>
-      <w:proofErr w:type="spellStart"/>
-      <w:r>
-        <w:rPr>
-          <w:b/>
-          <w:sz w:val="32"/>
-        </w:rPr>
-        <w:t>практики</w:t>
-      </w:r>
-      <w:proofErr w:type="spellEnd"/>
     </w:p>
     <w:tbl>
       <w:tblPr>
@@ -3027,7 +3130,6 @@
           <w:b/>
           <w:sz w:val="32"/>
         </w:rPr>
-        <w:lastRenderedPageBreak/>
         <w:t>Отзыв</w:t>
       </w:r>
       <w:proofErr w:type="spellEnd"/>
@@ -3667,51 +3769,208 @@
     </w:p>
     <w:p>
       <w:pPr>
-        <w:jc w:val="center"/>
+        <w:spacing w:after="120" w:line="288" w:lineRule="auto"/>
+        <w:ind w:firstLine="709"/>
+        <w:jc w:val="both"/>
+        <w:rPr>
+          <w:u w:val="single"/>
+          <w:lang w:val="ru-RU"/>
+        </w:rPr>
       </w:pPr>
       <w:r>
         <w:rPr>
-          <w:noProof/>
+          <w:sz w:val="28"/>
+          <w:u w:val="single"/>
+          <w:lang w:val="ru-RU"/>
         </w:rPr>
-        <w:drawing>
-          <wp:inline distT="0" distB="0" distL="0" distR="0">
-            <wp:extent cx="5328000" cy="3086447"/>
-            <wp:effectExtent l="0" t="0" r="0" b="0"/>
-            <wp:docPr id="1" name="Picture 1"/>
-            <wp:cNvGraphicFramePr>
-              <a:graphicFrameLocks xmlns:a="http://schemas.openxmlformats.org/drawingml/2006/main" noChangeAspect="1"/>
-            </wp:cNvGraphicFramePr>
-            <a:graphic xmlns:a="http://schemas.openxmlformats.org/drawingml/2006/main">
-              <a:graphicData uri="http://schemas.openxmlformats.org/drawingml/2006/picture">
-                <pic:pic xmlns:pic="http://schemas.openxmlformats.org/drawingml/2006/picture">
-                  <pic:nvPicPr>
-                    <pic:cNvPr id="0" name="задание.jpg"/>
-                    <pic:cNvPicPr/>
-                  </pic:nvPicPr>
-                  <pic:blipFill>
-                    <a:blip r:embed="rId6"/>
-                    <a:stretch>
-                      <a:fillRect/>
-                    </a:stretch>
-                  </pic:blipFill>
-                  <pic:spPr>
-                    <a:xfrm>
-                      <a:off x="0" y="0"/>
-                      <a:ext cx="5328000" cy="3086447"/>
-                    </a:xfrm>
-                    <a:prstGeom prst="rect">
-                      <a:avLst/>
-                    </a:prstGeom>
-                  </pic:spPr>
-                </pic:pic>
-              </a:graphicData>
-            </a:graphic>
-          </wp:inline>
-        </w:drawing>
+        <w:t>В зоне действия АСУ ВД выделено 10 высотных эшелонов по 2 км каждый: 0.0 - 2.0 высотный эшелон 1, 2.0 - 4.0 высотный эшелон 2 и так далее. Данные о самолетах хранятся в файле, каждая запись которого имеет структуру типа:</w:t>
       </w:r>
     </w:p>
     <w:p>
+      <w:pPr>
+        <w:spacing w:after="40"/>
+        <w:ind w:left="737"/>
+        <w:rPr>
+          <w:u w:val="single"/>
+          <w:lang w:val="ru-RU"/>
+        </w:rPr>
+      </w:pPr>
       <w:r>
+        <w:rPr>
+          <w:rFonts w:ascii="Courier New" w:eastAsia="Courier New" w:hAnsi="Courier New"/>
+          <w:sz w:val="24"/>
+          <w:u w:val="single"/>
+          <w:lang w:val="ru-RU"/>
+        </w:rPr>
+        <w:t>ТУ-154М     РЕЙС1289     09.3</w:t>
+      </w:r>
+    </w:p>
+    <w:p>
+      <w:pPr>
+        <w:spacing w:after="40"/>
+        <w:ind w:left="737"/>
+        <w:rPr>
+          <w:u w:val="single"/>
+          <w:lang w:val="ru-RU"/>
+        </w:rPr>
+      </w:pPr>
+      <w:r>
+        <w:rPr>
+          <w:rFonts w:ascii="Courier New" w:eastAsia="Courier New" w:hAnsi="Courier New"/>
+          <w:sz w:val="24"/>
+          <w:u w:val="single"/>
+          <w:lang w:val="ru-RU"/>
+        </w:rPr>
+        <w:t xml:space="preserve">марка ЛА    номер </w:t>
+      </w:r>
+      <w:proofErr w:type="gramStart"/>
+      <w:r>
+        <w:rPr>
+          <w:rFonts w:ascii="Courier New" w:eastAsia="Courier New" w:hAnsi="Courier New"/>
+          <w:sz w:val="24"/>
+          <w:u w:val="single"/>
+          <w:lang w:val="ru-RU"/>
+        </w:rPr>
+        <w:t>рейса  высота</w:t>
+      </w:r>
+      <w:proofErr w:type="gramEnd"/>
+      <w:r>
+        <w:rPr>
+          <w:rFonts w:ascii="Courier New" w:eastAsia="Courier New" w:hAnsi="Courier New"/>
+          <w:sz w:val="24"/>
+          <w:u w:val="single"/>
+          <w:lang w:val="ru-RU"/>
+        </w:rPr>
+        <w:t xml:space="preserve"> ЛА</w:t>
+      </w:r>
+    </w:p>
+    <w:p>
+      <w:pPr>
+        <w:spacing w:after="80" w:line="288" w:lineRule="auto"/>
+        <w:ind w:firstLine="709"/>
+        <w:jc w:val="both"/>
+        <w:rPr>
+          <w:u w:val="single"/>
+          <w:lang w:val="ru-RU"/>
+        </w:rPr>
+      </w:pPr>
+      <w:r>
+        <w:rPr>
+          <w:sz w:val="28"/>
+          <w:u w:val="single"/>
+          <w:lang w:val="ru-RU"/>
+        </w:rPr>
+        <w:t>1) Подготовить программу, сортирующую записи с использованием индексной сортировки методом «пузырька» по высотным эшелонам. Результаты печатать в виде таблицы.</w:t>
+      </w:r>
+    </w:p>
+    <w:p>
+      <w:pPr>
+        <w:spacing w:after="80" w:line="288" w:lineRule="auto"/>
+        <w:ind w:firstLine="709"/>
+        <w:jc w:val="both"/>
+        <w:rPr>
+          <w:u w:val="single"/>
+          <w:lang w:val="ru-RU"/>
+        </w:rPr>
+      </w:pPr>
+      <w:r>
+        <w:rPr>
+          <w:sz w:val="28"/>
+          <w:u w:val="single"/>
+          <w:lang w:val="ru-RU"/>
+        </w:rPr>
+        <w:t>2) Обеспечить входной контроль номера рейса и высоты ЛА, выполнить отладку и тестирование.</w:t>
+      </w:r>
+    </w:p>
+    <w:p>
+      <w:pPr>
+        <w:spacing w:after="80" w:line="288" w:lineRule="auto"/>
+        <w:ind w:firstLine="709"/>
+        <w:jc w:val="both"/>
+        <w:rPr>
+          <w:u w:val="single"/>
+          <w:lang w:val="ru-RU"/>
+        </w:rPr>
+      </w:pPr>
+      <w:r>
+        <w:rPr>
+          <w:sz w:val="28"/>
+          <w:u w:val="single"/>
+          <w:lang w:val="ru-RU"/>
+        </w:rPr>
+        <w:t xml:space="preserve">Чтение данных из файла производить с использованием функций ввода/вывода языка </w:t>
+      </w:r>
+      <w:r>
+        <w:rPr>
+          <w:sz w:val="28"/>
+          <w:u w:val="single"/>
+        </w:rPr>
+        <w:t>C</w:t>
+      </w:r>
+      <w:r>
+        <w:rPr>
+          <w:sz w:val="28"/>
+          <w:u w:val="single"/>
+          <w:lang w:val="ru-RU"/>
+        </w:rPr>
+        <w:t>++.</w:t>
+      </w:r>
+    </w:p>
+    <w:p>
+      <w:pPr>
+        <w:spacing w:after="120" w:line="288" w:lineRule="auto"/>
+        <w:ind w:firstLine="709"/>
+        <w:jc w:val="both"/>
+        <w:rPr>
+          <w:u w:val="single"/>
+          <w:lang w:val="ru-RU"/>
+        </w:rPr>
+      </w:pPr>
+      <w:r>
+        <w:rPr>
+          <w:sz w:val="28"/>
+          <w:u w:val="single"/>
+          <w:lang w:val="ru-RU"/>
+        </w:rPr>
+        <w:t xml:space="preserve">Алгоритм должен быть </w:t>
+      </w:r>
+      <w:proofErr w:type="spellStart"/>
+      <w:r>
+        <w:rPr>
+          <w:sz w:val="28"/>
+          <w:u w:val="single"/>
+          <w:lang w:val="ru-RU"/>
+        </w:rPr>
+        <w:t>параметризован</w:t>
+      </w:r>
+      <w:proofErr w:type="spellEnd"/>
+      <w:r>
+        <w:rPr>
+          <w:sz w:val="28"/>
+          <w:u w:val="single"/>
+          <w:lang w:val="ru-RU"/>
+        </w:rPr>
+        <w:t>; обмен данными с подпрограммой должен осуществляться только через параметры; исходные данные хранятся в отдельном файле.</w:t>
+      </w:r>
+    </w:p>
+    <w:p>
+      <w:pPr>
+        <w:jc w:val="center"/>
+        <w:rPr>
+          <w:lang w:val="ru-RU"/>
+        </w:rPr>
+      </w:pPr>
+    </w:p>
+    <w:p>
+      <w:pPr>
+        <w:rPr>
+          <w:lang w:val="ru-RU"/>
+        </w:rPr>
+      </w:pPr>
+      <w:r>
+        <w:rPr>
+          <w:lang w:val="ru-RU"/>
+        </w:rPr>
         <w:br w:type="page"/>
       </w:r>
     </w:p>
@@ -3741,7 +4000,7 @@
                     <pic:cNvPicPr/>
                   </pic:nvPicPr>
                   <pic:blipFill>
-                    <a:blip r:embed="rId7"/>
+                    <a:blip r:embed="rId6"/>
                     <a:stretch>
                       <a:fillRect/>
                     </a:stretch>
@@ -4096,6 +4355,51 @@
         <w:spacing w:after="680" w:line="288" w:lineRule="auto"/>
         <w:rPr>
           <w:lang w:val="ru-RU"/>
+        </w:rPr>
+      </w:pPr>
+    </w:p>
+    <w:p>
+      <w:pPr>
+        <w:spacing w:after="0" w:line="288" w:lineRule="auto"/>
+        <w:jc w:val="center"/>
+        <w:rPr>
+          <w:sz w:val="28"/>
+        </w:rPr>
+      </w:pPr>
+    </w:p>
+    <w:p>
+      <w:pPr>
+        <w:spacing w:after="0" w:line="288" w:lineRule="auto"/>
+        <w:jc w:val="center"/>
+        <w:rPr>
+          <w:sz w:val="28"/>
+        </w:rPr>
+      </w:pPr>
+    </w:p>
+    <w:p>
+      <w:pPr>
+        <w:spacing w:after="0" w:line="288" w:lineRule="auto"/>
+        <w:jc w:val="center"/>
+        <w:rPr>
+          <w:sz w:val="28"/>
+        </w:rPr>
+      </w:pPr>
+    </w:p>
+    <w:p>
+      <w:pPr>
+        <w:spacing w:after="0" w:line="288" w:lineRule="auto"/>
+        <w:jc w:val="center"/>
+        <w:rPr>
+          <w:sz w:val="28"/>
+        </w:rPr>
+      </w:pPr>
+    </w:p>
+    <w:p>
+      <w:pPr>
+        <w:spacing w:after="0" w:line="288" w:lineRule="auto"/>
+        <w:jc w:val="center"/>
+        <w:rPr>
+          <w:sz w:val="28"/>
         </w:rPr>
       </w:pPr>
     </w:p>
@@ -6699,31 +7003,18 @@
     </w:p>
     <w:p>
       <w:pPr>
-        <w:spacing w:after="80" w:line="288" w:lineRule="auto"/>
+        <w:spacing w:after="120" w:line="288" w:lineRule="auto"/>
+        <w:ind w:firstLine="709"/>
+        <w:jc w:val="both"/>
         <w:rPr>
+          <w:u w:val="single"/>
           <w:lang w:val="ru-RU"/>
         </w:rPr>
       </w:pPr>
       <w:r>
         <w:rPr>
           <w:sz w:val="28"/>
-          <w:lang w:val="ru-RU"/>
-        </w:rPr>
-        <w:t>Вариант №21.</w:t>
-      </w:r>
-    </w:p>
-    <w:p>
-      <w:pPr>
-        <w:spacing w:after="120" w:line="288" w:lineRule="auto"/>
-        <w:ind w:firstLine="709"/>
-        <w:jc w:val="both"/>
-        <w:rPr>
-          <w:lang w:val="ru-RU"/>
-        </w:rPr>
-      </w:pPr>
-      <w:r>
-        <w:rPr>
-          <w:sz w:val="28"/>
+          <w:u w:val="single"/>
           <w:lang w:val="ru-RU"/>
         </w:rPr>
         <w:t>В зоне действия АСУ ВД выделено 10 высотных эшелонов по 2 км каждый: 0.0 - 2.0 высотный эшелон 1, 2.0 - 4.0 высотный эшелон 2 и так далее. Данные о самолетах хранятся в файле, каждая запись которого имеет структуру типа:</w:t>
@@ -6734,6 +7025,7 @@
         <w:spacing w:after="40"/>
         <w:ind w:left="737"/>
         <w:rPr>
+          <w:u w:val="single"/>
           <w:lang w:val="ru-RU"/>
         </w:rPr>
       </w:pPr>
@@ -6741,6 +7033,7 @@
         <w:rPr>
           <w:rFonts w:ascii="Courier New" w:eastAsia="Courier New" w:hAnsi="Courier New"/>
           <w:sz w:val="24"/>
+          <w:u w:val="single"/>
           <w:lang w:val="ru-RU"/>
         </w:rPr>
         <w:t>ТУ-154М     РЕЙС1289     09.3</w:t>
@@ -6751,6 +7044,7 @@
         <w:spacing w:after="40"/>
         <w:ind w:left="737"/>
         <w:rPr>
+          <w:u w:val="single"/>
           <w:lang w:val="ru-RU"/>
         </w:rPr>
       </w:pPr>
@@ -6758,6 +7052,7 @@
         <w:rPr>
           <w:rFonts w:ascii="Courier New" w:eastAsia="Courier New" w:hAnsi="Courier New"/>
           <w:sz w:val="24"/>
+          <w:u w:val="single"/>
           <w:lang w:val="ru-RU"/>
         </w:rPr>
         <w:t xml:space="preserve">марка ЛА    номер </w:t>
@@ -6767,6 +7062,7 @@
         <w:rPr>
           <w:rFonts w:ascii="Courier New" w:eastAsia="Courier New" w:hAnsi="Courier New"/>
           <w:sz w:val="24"/>
+          <w:u w:val="single"/>
           <w:lang w:val="ru-RU"/>
         </w:rPr>
         <w:t>рейса  высота</w:t>
@@ -6776,6 +7072,7 @@
         <w:rPr>
           <w:rFonts w:ascii="Courier New" w:eastAsia="Courier New" w:hAnsi="Courier New"/>
           <w:sz w:val="24"/>
+          <w:u w:val="single"/>
           <w:lang w:val="ru-RU"/>
         </w:rPr>
         <w:t xml:space="preserve"> ЛА</w:t>
@@ -6787,12 +7084,14 @@
         <w:ind w:firstLine="709"/>
         <w:jc w:val="both"/>
         <w:rPr>
+          <w:u w:val="single"/>
           <w:lang w:val="ru-RU"/>
         </w:rPr>
       </w:pPr>
       <w:r>
         <w:rPr>
           <w:sz w:val="28"/>
+          <w:u w:val="single"/>
           <w:lang w:val="ru-RU"/>
         </w:rPr>
         <w:t>1) Подготовить программу, сортирующую записи с использованием индексной сортировки методом «пузырька» по высотным эшелонам. Результаты печатать в виде таблицы.</w:t>
@@ -6804,12 +7103,14 @@
         <w:ind w:firstLine="709"/>
         <w:jc w:val="both"/>
         <w:rPr>
+          <w:u w:val="single"/>
           <w:lang w:val="ru-RU"/>
         </w:rPr>
       </w:pPr>
       <w:r>
         <w:rPr>
           <w:sz w:val="28"/>
+          <w:u w:val="single"/>
           <w:lang w:val="ru-RU"/>
         </w:rPr>
         <w:t>2) Обеспечить входной контроль номера рейса и высоты ЛА, выполнить отладку и тестирование.</w:t>
@@ -6821,12 +7122,14 @@
         <w:ind w:firstLine="709"/>
         <w:jc w:val="both"/>
         <w:rPr>
+          <w:u w:val="single"/>
           <w:lang w:val="ru-RU"/>
         </w:rPr>
       </w:pPr>
       <w:r>
         <w:rPr>
           <w:sz w:val="28"/>
+          <w:u w:val="single"/>
           <w:lang w:val="ru-RU"/>
         </w:rPr>
         <w:t xml:space="preserve">Чтение данных из файла производить с использованием функций ввода/вывода языка </w:t>
@@ -6834,12 +7137,14 @@
       <w:r>
         <w:rPr>
           <w:sz w:val="28"/>
+          <w:u w:val="single"/>
         </w:rPr>
         <w:t>C</w:t>
       </w:r>
       <w:r>
         <w:rPr>
           <w:sz w:val="28"/>
+          <w:u w:val="single"/>
           <w:lang w:val="ru-RU"/>
         </w:rPr>
         <w:t>++.</w:t>
@@ -6851,12 +7156,14 @@
         <w:ind w:firstLine="709"/>
         <w:jc w:val="both"/>
         <w:rPr>
+          <w:u w:val="single"/>
           <w:lang w:val="ru-RU"/>
         </w:rPr>
       </w:pPr>
       <w:r>
         <w:rPr>
           <w:sz w:val="28"/>
+          <w:u w:val="single"/>
           <w:lang w:val="ru-RU"/>
         </w:rPr>
         <w:t xml:space="preserve">Алгоритм должен быть </w:t>
@@ -6865,6 +7172,7 @@
       <w:r>
         <w:rPr>
           <w:sz w:val="28"/>
+          <w:u w:val="single"/>
           <w:lang w:val="ru-RU"/>
         </w:rPr>
         <w:t>параметризован</w:t>
@@ -6873,6 +7181,7 @@
       <w:r>
         <w:rPr>
           <w:sz w:val="28"/>
+          <w:u w:val="single"/>
           <w:lang w:val="ru-RU"/>
         </w:rPr>
         <w:t>; обмен данными с подпрограммой должен осуществляться только через параметры; исходные данные хранятся в отдельном файле.</w:t>
@@ -6950,7 +7259,7 @@
                     <pic:cNvPicPr/>
                   </pic:nvPicPr>
                   <pic:blipFill>
-                    <a:blip r:embed="rId6"/>
+                    <a:blip r:embed="rId7"/>
                     <a:stretch>
                       <a:fillRect/>
                     </a:stretch>
